--- a/internship-tracking/3_month_roadmap.docx
+++ b/internship-tracking/3_month_roadmap.docx
@@ -307,7 +307,7 @@
         <w:spacing w:after="60"/>
       </w:pPr>
       <w:r>
-        <w:t>Validated the full chat flow end-to-end at the API level with the production LLM and real documents, including citation accuracy; an Open WebUI browser-level walkthrough is the one remaining step before the stakeholder demo</w:t>
+        <w:t>Validated the full chat flow end-to-end with the production LLM and real documents — both at the API level and through the Open WebUI browser interface — including access control, retrieval, and citation accuracy</w:t>
       </w:r>
     </w:p>
     <w:p>

--- a/internship-tracking/3_month_roadmap.docx
+++ b/internship-tracking/3_month_roadmap.docx
@@ -701,20 +701,52 @@
         <w:spacing w:after="60"/>
       </w:pPr>
       <w:r>
-        <w:t>Per-chat file upload with session-scoped retrieval, so a user can attach a document to a conversation and question it without adding it to the shared corpus. Requires session scoping in the retrieval filter, a time-to-live for temporary chunks, and forwarding attachments the chat integration currently ignores</w:t>
-      </w:r>
-    </w:p>
-    <w:p>
-      <w:pPr>
-        <w:pStyle w:val="ListParagraph"/>
-        <w:numPr>
-          <w:ilvl w:val="0"/>
-          <w:numId w:val="1"/>
-        </w:numPr>
-        <w:spacing w:after="60"/>
-      </w:pPr>
-      <w:r>
-        <w:t>Move document upload and withdrawal into Open WebUI, replacing the API documentation page as the administrator's interface</w:t>
+        <w:t>Per-conversation file upload with scoped retrieval — Completed Aug 19. A person can attach a document to a conversation and question it, readable only in that conversation and only by them. Kept in a store separate from the main document set so exposure is prevented structurally rather than by every filter being correct, which mattered because every account currently resolves to unrestricted access. Attachments do not expire; reclamation compares surviving conversations against files held and removes the difference, refusing to act when that comparison looks unreliable</w:t>
+      </w:r>
+    </w:p>
+    <w:p>
+      <w:pPr>
+        <w:pStyle w:val="ListParagraph"/>
+        <w:numPr>
+          <w:ilvl w:val="0"/>
+          <w:numId w:val="1"/>
+        </w:numPr>
+        <w:spacing w:after="60"/>
+      </w:pPr>
+      <w:r>
+        <w:t>Move document upload and withdrawal into Open WebUI — Superseded Aug 19. The administrator is to get a dedicated interface for uploading, withdrawing and reviewing the audit log, so the chat interface is no longer the destination for this</w:t>
+      </w:r>
+    </w:p>
+    <w:p>
+      <w:pPr>
+        <w:pStyle w:val="ListParagraph"/>
+      </w:pPr>
+      <w:r>
+        <w:t>Executed the prompt-injection and adversarial security testing, and fixed what it found — Completed Aug 19, closing the security objective of this phase. The assistant was following instructions hidden inside document contents and reciting its own operating instructions on request. Retrieved passages are now marked as data with visible boundaries, both sets of instructions state an explicit order of precedence, and a final check catches disclosure. The suite went from 11 passing / 4 failing to 18 passing / 0 failing</w:t>
+      </w:r>
+    </w:p>
+    <w:p>
+      <w:pPr>
+        <w:pStyle w:val="ListParagraph"/>
+      </w:pPr>
+      <w:r>
+        <w:t>Verified that access control holds under deliberate attack — Completed Aug 19. A second account given the correct conversation identifier could not extract an attachment either before or after the injection fixes, because who may see a document is decided when documents are fetched rather than by the model's cooperation. This is the distinction between a fault of integrity and a leak of data</w:t>
+      </w:r>
+    </w:p>
+    <w:p>
+      <w:pPr>
+        <w:pStyle w:val="ListParagraph"/>
+      </w:pPr>
+      <w:r>
+        <w:t>Closed the file-export delivery gap — Completed Aug 19. Generated files are stored and delivered by a link that grants one file to one person, rather than being built and discarded while the assistant reported success</w:t>
+      </w:r>
+    </w:p>
+    <w:p>
+      <w:pPr>
+        <w:pStyle w:val="ListParagraph"/>
+      </w:pPr>
+      <w:r>
+        <w:t>Automated coverage raised from 75 to 226 unit tests alongside this work, plus a second live suite of 18 adversarial checks — Completed Aug 19</w:t>
       </w:r>
     </w:p>
     <w:p>

--- a/internship-tracking/3_month_roadmap.docx
+++ b/internship-tracking/3_month_roadmap.docx
@@ -746,7 +746,98 @@
         <w:pStyle w:val="ListParagraph"/>
       </w:pPr>
       <w:r>
-        <w:t>Automated coverage raised from 75 to 226 unit tests alongside this work, plus a second live suite of 18 adversarial checks — Completed Aug 19</w:t>
+        <w:t>Automated coverage raised from 75 to 230 unit tests alongside this work, plus two live suites run against the assembled system: the routing regression suite and an adversarial suite. The most recent runs were 21 passed / 1 failed / 5 flagged for a human read, and 16 passed / 0 failed / 3 flagged. The single failure is the routing band, which now fails deliberately rather than passing in silence.</w:t>
+      </w:r>
+    </w:p>
+    <w:p>
+      <w:pPr>
+        <w:pStyle w:val="ListParagraph"/>
+        <w:numPr>
+          <w:ilvl w:val="0"/>
+          <w:numId w:val="1"/>
+        </w:numPr>
+        <w:spacing w:after="60"/>
+      </w:pPr>
+      <w:r>
+        <w:t>Closed the network exposure — Completed Aug 19, and the substantive part of the Security and Hardening phase. Docker had published every container port past the host firewall, so the databases answered the office LAN and Qdrant served document text unauthenticated. Demonstrated from a laptop with no credentials, then closed: datastores bind to loopback only, Qdrant requires an API key, and the API and chat interface remain reachable because they are the product. Re-tested from the LAN afterwards.</w:t>
+      </w:r>
+    </w:p>
+    <w:p>
+      <w:pPr>
+        <w:pStyle w:val="ListParagraph"/>
+        <w:numPr>
+          <w:ilvl w:val="0"/>
+          <w:numId w:val="1"/>
+        </w:numPr>
+        <w:spacing w:after="60"/>
+      </w:pPr>
+      <w:r>
+        <w:t>Rotated credentials that were published in the repository — Completed Aug 19. The PostgreSQL, Redis and MinIO passwords were byte-identical to the placeholders in .env.example, so repo access implied database access. Rotated, with MinIO's default administrator name replaced, and three startup guards added so the situation cannot recur unnoticed.</w:t>
+      </w:r>
+    </w:p>
+    <w:p>
+      <w:pPr>
+        <w:pStyle w:val="ListParagraph"/>
+        <w:numPr>
+          <w:ilvl w:val="0"/>
+          <w:numId w:val="1"/>
+        </w:numPr>
+        <w:spacing w:after="60"/>
+      </w:pPr>
+      <w:r>
+        <w:t>Reduced what the audit log retains — Completed Aug 19. It had been keeping the first 500 characters of every answer, a second unprotected copy of document text that nothing read back; the column and its 721 rows of stored answers are gone, while attribution is unchanged.</w:t>
+      </w:r>
+    </w:p>
+    <w:p>
+      <w:pPr>
+        <w:pStyle w:val="ListParagraph"/>
+        <w:numPr>
+          <w:ilvl w:val="0"/>
+          <w:numId w:val="1"/>
+        </w:numPr>
+        <w:spacing w:after="60"/>
+      </w:pPr>
+      <w:r>
+        <w:t>Made deletion real and permissions editable — Completed Aug 19. Withdrawing a document now purges the stored original rather than retaining it indefinitely, and a document's audience can be changed after upload without re-ingesting it — the latter being what allows the pilot corpus to be loaded before HR supplies department data.</w:t>
+      </w:r>
+    </w:p>
+    <w:p>
+      <w:pPr>
+        <w:pStyle w:val="ListParagraph"/>
+        <w:numPr>
+          <w:ilvl w:val="0"/>
+          <w:numId w:val="1"/>
+        </w:numPr>
+        <w:spacing w:after="60"/>
+      </w:pPr>
+      <w:r>
+        <w:t>Established accuracy measurement without human ground truth — Completed Aug 19, advancing the RAGAS baseline item that remains blocked on real documents. Routing accuracy, abstention rate, recall@k and self-consistency all run today; the first figures are 100% routing, 0% abstention and 0.997 self-consistency. Correctness itself still requires roughly 30 questions confirmed by someone who knows the content, which is the one part that cannot be automated.</w:t>
+      </w:r>
+    </w:p>
+    <w:p>
+      <w:pPr>
+        <w:pStyle w:val="ListParagraph"/>
+        <w:numPr>
+          <w:ilvl w:val="0"/>
+          <w:numId w:val="1"/>
+        </w:numPr>
+        <w:spacing w:after="60"/>
+      </w:pPr>
+      <w:r>
+        <w:t>Corrected a privacy fault in the evaluation tooling itself — Completed Aug 19. The RAGAS harness configured no judge and would have defaulted to OpenAI, sending questions, answers and retrieved document text off-site, while its own docstring asserted it was local. It had never run, so nothing leaked. It now refuses to start unless the judge resolves to a local address.</w:t>
+      </w:r>
+    </w:p>
+    <w:p>
+      <w:pPr>
+        <w:pStyle w:val="ListParagraph"/>
+        <w:numPr>
+          <w:ilvl w:val="0"/>
+          <w:numId w:val="1"/>
+        </w:numPr>
+        <w:spacing w:after="60"/>
+      </w:pPr>
+      <w:r>
+        <w:t>Fixed two pre-existing faults that would have blocked the pilot's first step — Completed Aug 19. Document upload failed on every attempt, and the administrator ingest CLI could not read its own arguments. Both were on main with the full suite passing, and both were found by using the system rather than reading it.</w:t>
       </w:r>
     </w:p>
     <w:p>

--- a/internship-tracking/3_month_roadmap.docx
+++ b/internship-tracking/3_month_roadmap.docx
@@ -842,6 +842,45 @@
     </w:p>
     <w:p>
       <w:pPr>
+        <w:pStyle w:val="ListParagraph"/>
+        <w:numPr>
+          <w:ilvl w:val="0"/>
+          <w:numId w:val="1"/>
+        </w:numPr>
+        <w:spacing w:after="60"/>
+      </w:pPr>
+      <w:r>
+        <w:t>Established the current handling of images in source documents — Completed Aug 20, and recorded as a known limitation for the pilot rather than fixed. Images are dropped at parse time in every supported format and leave no trace, no error and no reference on the stored chunk, which has no field able to hold one. This matters for the pilot because a question whose answer lives in a diagram will be answered from surrounding prose or not at all, and the assistant will not say that anything was omitted.</w:t>
+      </w:r>
+    </w:p>
+    <w:p>
+      <w:pPr>
+        <w:pStyle w:val="ListParagraph"/>
+        <w:numPr>
+          <w:ilvl w:val="0"/>
+          <w:numId w:val="1"/>
+        </w:numPr>
+        <w:spacing w:after="60"/>
+      </w:pPr>
+      <w:r>
+        <w:t>Recorded deferred work and the reason for each deferral in a single future-scope document — Completed Aug 20. Covers image handling in both of its possible forms, the administrator interface and the pilot's manual system switch. Written so that the reason an item is not being done — hardware, priority, or waiting on coordination — survives alongside the item itself, rather than being reconstructed later from the code.</w:t>
+      </w:r>
+    </w:p>
+    <w:p>
+      <w:pPr>
+        <w:pStyle w:val="ListParagraph"/>
+        <w:numPr>
+          <w:ilvl w:val="0"/>
+          <w:numId w:val="1"/>
+        </w:numPr>
+        <w:spacing w:after="60"/>
+      </w:pPr>
+      <w:r>
+        <w:t>Settled the design of the administrator interface — Completed Aug 20, and deliberately not built. A static single-page application authenticating against the existing login endpoint and talking only to the API, never to storage, which is the constraint that keeps the Aug 19 exposure closed. Document management only for this pass. Every endpoint it needs exists except an authenticated download route for an original file, whose retrieval code is present but unrouted. The long synchronous upload call is accepted at pilot scale rather than reworked into a background job. Held pending coordination with Dhruv.</w:t>
+      </w:r>
+    </w:p>
+    <w:p>
+      <w:pPr>
         <w:pStyle w:val="Heading1"/>
         <w:spacing w:before="320" w:after="120"/>
       </w:pPr>
@@ -926,6 +965,45 @@
       </w:pPr>
       <w:r>
         <w:t>Continue addressing bugs and edge cases surfaced from expanded usage</w:t>
+      </w:r>
+    </w:p>
+    <w:p>
+      <w:pPr>
+        <w:pStyle w:val="ListParagraph"/>
+        <w:numPr>
+          <w:ilvl w:val="0"/>
+          <w:numId w:val="1"/>
+        </w:numPr>
+        <w:spacing w:after="60"/>
+      </w:pPr>
+      <w:r>
+        <w:t>Replace the pilot's manual system switch with routing that infers which system a question belongs to, once both halves are live and the switch itself has shown which questions people actually send where — evidence the current design cannot produce, since nothing routes between the two systems yet</w:t>
+      </w:r>
+    </w:p>
+    <w:p>
+      <w:pPr>
+        <w:pStyle w:val="ListParagraph"/>
+        <w:numPr>
+          <w:ilvl w:val="0"/>
+          <w:numId w:val="1"/>
+        </w:numPr>
+        <w:spacing w:after="60"/>
+      </w:pPr>
+      <w:r>
+        <w:t>Return images from source documents, beginning with the form that reuses the existing file-delivery pattern and needs only parse-time extraction and a field on the chunk record; the form that requires the assistant to read an image depends on a vision-capable model and GPU capacity that the current card does not have</w:t>
+      </w:r>
+    </w:p>
+    <w:p>
+      <w:pPr>
+        <w:pStyle w:val="ListParagraph"/>
+        <w:numPr>
+          <w:ilvl w:val="0"/>
+          <w:numId w:val="1"/>
+        </w:numPr>
+        <w:spacing w:after="60"/>
+      </w:pPr>
+      <w:r>
+        <w:t>Resolve the capacity constraint on the enterprise half of the project — Dhruv's machine cannot run his side at a workable speed, so that workstream needs hardware or an arrangement to share the server before it can keep pace with this one, independently of any design question between the two</w:t>
       </w:r>
     </w:p>
     <w:p>
